--- a/descargas/tarjeta_cervical.docx
+++ b/descargas/tarjeta_cervical.docx
@@ -3523,7 +3523,7 @@
                 <w:sz w:val="16"/>
                 <w:szCs w:val="16"/>
               </w:rPr>
-              <w:t xml:space="preserve">Cluster con S 100 % y E 94 %; FRT ≤30°</w:t>
+              <w:t xml:space="preserve">Cluster con S 94 % y E 100 %; FRT ≤30°</w:t>
             </w:r>
           </w:p>
         </w:tc>
